--- a/ky/wisdom-stories/from-a-wise-fathers-advice-to-his-son.docx
+++ b/ky/wisdom-stories/from-a-wise-fathers-advice-to-his-son.docx
@@ -57,7 +57,7 @@
           <w:sz w:val="22"/>
           <w:lang w:val="ky-KG"/>
         </w:rPr>
-        <w:t>Адамдар менен тил табыша билүү үчүн акыл керек, уулум. Ошол акыл ынтымакка, бакубат жашоого жол ачат.</w:t>
+        <w:t>Адамдар менен тил табыша билүү үчүн акыл керек, уулум. Акыл бакыттын түгөнгүс булагы.</w:t>
       </w:r>
     </w:p>
     <w:p>
@@ -75,7 +75,7 @@
           <w:sz w:val="22"/>
           <w:lang w:val="ky-KG"/>
         </w:rPr>
-        <w:t>Жашоодон тажап бүтүүгө болбойт; анын кыска же узун болушу баркын кемитпейт.</w:t>
+        <w:t>Жашоодон тойууга болбойт; анын кыска же узун болушу баркын кемитпейт.</w:t>
       </w:r>
     </w:p>
     <w:p>
@@ -93,7 +93,7 @@
           <w:sz w:val="22"/>
           <w:lang w:val="ky-KG"/>
         </w:rPr>
-        <w:t>Мөмө бышканда гана жетилет. Адам да турмуш көрүп, тажрыйба топтогон сайын акылы толот. Эл андай кишинин сөзүн баалайт.</w:t>
+        <w:t>Мөмө бышканда гана бутактан кооз түшөт. Ошондой эле адамдар турмуш көргөн, тажрыйбалуу адамдарды ар дайым жогору коюшкан.</w:t>
       </w:r>
     </w:p>
     <w:p>
@@ -183,7 +183,7 @@
           <w:sz w:val="22"/>
           <w:lang w:val="ky-KG"/>
         </w:rPr>
-        <w:t>Өз тажрыйбамдан билген эки адатымды сага да айтайын. Жараткандын колдоосу менен ушул жашка жетишиме тамакты ченеп жеп, андан кийин басып-сейилдеп жүргөнүм көмөк болду деп билем.</w:t>
+        <w:t>Муну да жакшы бил: Аллахтын уруксаты менен мени ушул жашка чейин ден соолукта сактаган эки адат бар. Аларды жылдар бою сынадым: тамакты ченеп жеген жана жегенди сиңириш үчүн басып-сейилдеген.</w:t>
       </w:r>
     </w:p>
     <w:p>
@@ -327,7 +327,7 @@
           <w:sz w:val="22"/>
           <w:lang w:val="ky-KG"/>
         </w:rPr>
-        <w:t>Үчүнчүлөрдөн эч качан болбо. Алардын абалы Жараткандын алдында да, адамдардын арасында да жакшы эмес.</w:t>
+        <w:t>Үчүнчүлөрдөн эч качан болбо. Алардын бети Жараткандын алдында да, адамдардын арасында да агарбайт.</w:t>
       </w:r>
     </w:p>
     <w:p>
@@ -351,7 +351,7 @@
           <w:sz w:val="22"/>
           <w:lang w:val="ky-KG"/>
         </w:rPr>
-        <w:t xml:space="preserve">Сабак: </w:t>
+        <w:t>Сабак: Акыл — бакыттын булагы, ал эми күч — акылдын кызматчысы. Насаатты уккан көтөрүлөт; баарын билем деп ойлогон болсо кыйрайт.</w:t>
       </w:r>
       <w:r>
         <w:rPr>
@@ -360,7 +360,6 @@
           <w:sz w:val="22"/>
           <w:lang w:val="ky-KG"/>
         </w:rPr>
-        <w:t>Күчүңдү акылыңа баш ийдир. Өзүң билбегенди билгенден сурап, жакшы кеңешке кулак сал. «Баарын билем» деген адам үйрөнүүдөн куру калат.</w:t>
       </w:r>
     </w:p>
     <w:p>
@@ -380,7 +379,7 @@
           <w:sz w:val="18"/>
           <w:lang w:val="ky-KG"/>
         </w:rPr>
-        <w:t>Окуя ачык интернет булактарынан алынды.</w:t>
+        <w:t>Аңгемелер ачык интернет булактарынан алынган, иллюстрациялар болсо ЖИ менен түзүлгөн.</w:t>
       </w:r>
     </w:p>
     <w:sectPr>
